--- a/ky/discovery-articles/6.19 Фотография.docx
+++ b/ky/discovery-articles/6.19 Фотография.docx
@@ -4,527 +4,350 @@
   <w:body>
     <w:p>
       <w:pPr>
-        <w:keepNext/>
-        <w:spacing w:before="280" w:after="120"/>
+        <w:pStyle w:val="Title"/>
+        <w:widowControl/>
       </w:pPr>
       <w:r>
-        <w:rPr>
-          <w:rFonts w:ascii="Calibri" w:hAnsi="Calibri" w:eastAsia="Calibri"/>
-          <w:b/>
-          <w:i w:val="0"/>
-          <w:color w:val="004E8C"/>
-          <w:sz w:val="44"/>
-        </w:rPr>
         <w:t>6.19 Фотография</w:t>
       </w:r>
     </w:p>
     <w:p>
       <w:pPr>
-        <w:spacing w:after="80"/>
+        <w:keepNext/>
+        <w:widowControl/>
       </w:pPr>
       <w:r>
         <w:rPr>
-          <w:rFonts w:ascii="Calibri" w:hAnsi="Calibri" w:eastAsia="Calibri"/>
-          <w:b w:val="0"/>
-          <w:i/>
-          <w:color w:val="505050"/>
-          <w:sz w:val="22"/>
+          <w:sz w:val="20"/>
         </w:rPr>
         <w:t>6. Санарип технологиялар, космос жана байланыш</w:t>
       </w:r>
     </w:p>
     <w:p>
       <w:pPr>
-        <w:spacing w:after="200"/>
+        <w:keepNext/>
+        <w:widowControl/>
       </w:pPr>
       <w:r>
         <w:rPr>
-          <w:rFonts w:ascii="Calibri" w:hAnsi="Calibri" w:eastAsia="Calibri"/>
-          <w:b w:val="0"/>
-          <w:i/>
-          <w:sz w:val="22"/>
+          <w:sz w:val="20"/>
         </w:rPr>
-        <w:t>Мезгил: 1820-жылдардагы алгачкы туруктуу сүрөттөр; 1839-жылдагы маанилүү коомдук жарыялар; кийин пленка жана санарип технологиялары өнүккөн | Негизги өкүлдөр: Жозеф Нисефор Ньепс; Луи Дагер; Уильям Генри Фокс Талбот; кийинки химиктер, камера өндүрүүчүлөр жана сенсор инженерлери</w:t>
+        <w:t>Мезгил: 1820-жылдардагы алгачкы туруктуу сүрөттөр; 1839-жылдагы чоң ачык жарыялоолор; кийин пленка жана санарип өнүгүү | Негизги салым кошкондор: Жозеф Нисефор Ньепс; Луи Дагер; Уильям Генри Фокс Тальбот; кийин химиктер, камера усталары жана сенсор инженерлери</w:t>
       </w:r>
     </w:p>
     <w:p>
       <w:pPr>
-        <w:spacing w:after="160" w:line="276" w:lineRule="auto"/>
+        <w:widowControl/>
       </w:pPr>
       <w:r>
-        <w:rPr>
-          <w:rFonts w:ascii="Calibri" w:hAnsi="Calibri" w:eastAsia="Calibri"/>
-          <w:b w:val="0"/>
-          <w:i w:val="0"/>
-          <w:sz w:val="22"/>
-        </w:rPr>
-        <w:t>Фотография жарык аркылуу сүрөт түзүп, аны узак сакталуучу бетке түшүрөт. Ал өтүп кеткен көз ирмемди далилге, искусствого, жаңылыкка жана үй-бүлөлүк эскерүүгө айлантты; кийин санарип түзмөктөрдү заматта тартылган сүрөттөргө толтурду.</w:t>
+        <w:t>Фотография жарык менен сүрөт түзүп, аны узакка сактайт. Ал өтүп кеткен көрүнүштү далилге, көркөм өнөргө, жаңылыкка жана үй-бүлө эстутумуна айландырган. Кийин санарип түзмөктөр заматта алынган сүрөткө толгон.</w:t>
       </w:r>
     </w:p>
     <w:p>
       <w:pPr>
-        <w:keepNext/>
-        <w:spacing w:before="240" w:after="120"/>
+        <w:pStyle w:val="Heading1"/>
+        <w:widowControl/>
       </w:pPr>
       <w:r>
-        <w:rPr>
-          <w:rFonts w:ascii="Calibri" w:hAnsi="Calibri" w:eastAsia="Calibri"/>
-          <w:b/>
-          <w:i w:val="0"/>
-          <w:color w:val="004E8C"/>
-          <w:sz w:val="28"/>
-        </w:rPr>
-        <w:t>Негизги фактылар</w:t>
+        <w:t>Негизги маалыматтар</w:t>
       </w:r>
     </w:p>
     <w:p>
       <w:pPr>
         <w:pStyle w:val="ListBullet"/>
+        <w:widowControl/>
       </w:pPr>
       <w:r>
-        <w:rPr>
-          <w:rFonts w:ascii="Calibri" w:hAnsi="Calibri" w:eastAsia="Calibri"/>
-          <w:b w:val="0"/>
-          <w:i w:val="0"/>
-          <w:sz w:val="22"/>
-        </w:rPr>
-        <w:t>Жозеф Нисефор Ньепс 1830-жылга чейин эле камера менен узак сакталуучу алгачкы сүрөттөрдү тарткан</w:t>
+        <w:t>Жозеф Нисефор Ньепс 1830-жылга чейин камера менен туруктуу сүрөттөрдү алган.</w:t>
       </w:r>
     </w:p>
     <w:p>
       <w:pPr>
         <w:pStyle w:val="ListBullet"/>
+        <w:widowControl/>
       </w:pPr>
       <w:r>
-        <w:rPr>
-          <w:rFonts w:ascii="Calibri" w:hAnsi="Calibri" w:eastAsia="Calibri"/>
-          <w:b w:val="0"/>
-          <w:i w:val="0"/>
-          <w:sz w:val="22"/>
-        </w:rPr>
-        <w:t>Луи Дагердин дагеротип ыкмасы 1839-жылы коомчулукка жарыяланган</w:t>
+        <w:t>Луи Дагердин дагерротип процесси 1839-жылы жарыяланган.</w:t>
       </w:r>
     </w:p>
     <w:p>
       <w:pPr>
         <w:pStyle w:val="ListBullet"/>
+        <w:widowControl/>
       </w:pPr>
       <w:r>
-        <w:rPr>
-          <w:rFonts w:ascii="Calibri" w:hAnsi="Calibri" w:eastAsia="Calibri"/>
-          <w:b w:val="0"/>
-          <w:i w:val="0"/>
-          <w:sz w:val="22"/>
-        </w:rPr>
-        <w:t>Уильям Генри Фокс Талбот кагаз негативден көп нускадагы позитив сүрөт чыгаруу ыкмасын иштеп чыккан</w:t>
+        <w:t>Уильям Генри Фокс Тальбот бир нече нуска чыгарган кагаз негатив-позитив ыкмаларын өнүктүргөн.</w:t>
       </w:r>
     </w:p>
     <w:p>
       <w:pPr>
         <w:pStyle w:val="ListBullet"/>
+        <w:widowControl/>
       </w:pPr>
       <w:r>
-        <w:rPr>
-          <w:rFonts w:ascii="Calibri" w:hAnsi="Calibri" w:eastAsia="Calibri"/>
-          <w:b w:val="0"/>
-          <w:i w:val="0"/>
-          <w:sz w:val="22"/>
-        </w:rPr>
-        <w:t>Жарыкка тез реакция кылган материалдар менен ылдам жапкычтар күтүүсүз көрүнүштөрдү жана кыймылды тартууга жол ачкан</w:t>
+        <w:t>Тез жарык сезүүчү материалдар жана жапкычтар күтүүсүз учурду, кыймылды тартууга жол ачкан.</w:t>
       </w:r>
     </w:p>
     <w:p>
       <w:pPr>
         <w:pStyle w:val="ListBullet"/>
+        <w:widowControl/>
       </w:pPr>
       <w:r>
-        <w:rPr>
-          <w:rFonts w:ascii="Calibri" w:hAnsi="Calibri" w:eastAsia="Calibri"/>
-          <w:b w:val="0"/>
-          <w:i w:val="0"/>
-          <w:sz w:val="22"/>
-        </w:rPr>
-        <w:t>Күнүмдүк камералардын көбүндө пленканын ордун санарип сенсорлор басты</w:t>
+        <w:t>Күнүмдүк камералардын көбүндө санарип сенсор пленканы алмаштырган.</w:t>
       </w:r>
     </w:p>
     <w:p>
       <w:pPr>
-        <w:keepNext/>
-        <w:spacing w:before="240" w:after="120"/>
+        <w:pStyle w:val="Heading1"/>
+        <w:widowControl/>
       </w:pPr>
       <w:r>
-        <w:rPr>
-          <w:rFonts w:ascii="Calibri" w:hAnsi="Calibri" w:eastAsia="Calibri"/>
-          <w:b/>
-          <w:i w:val="0"/>
-          <w:color w:val="004E8C"/>
-          <w:sz w:val="28"/>
-        </w:rPr>
-        <w:t>Бул эмне</w:t>
+        <w:t>Бул эмне?</w:t>
       </w:r>
     </w:p>
     <w:p>
       <w:pPr>
-        <w:spacing w:after="160" w:line="276" w:lineRule="auto"/>
+        <w:widowControl/>
       </w:pPr>
       <w:r>
-        <w:rPr>
-          <w:rFonts w:ascii="Calibri" w:hAnsi="Calibri" w:eastAsia="Calibri"/>
-          <w:b w:val="0"/>
-          <w:i w:val="0"/>
-          <w:sz w:val="22"/>
-        </w:rPr>
-        <w:t>Фотография жарыктын жардамы менен сүрөт түзүп, аны металлга, айнекке, пленкага, кагазга же санарип сенсорго сактайт. Объектив көрүнүштөн келген жарыкты бир чекитке топтойт. Пленкалуу камерада жарык сезгич химиялык заттарды өзгөртөт, ал эми санарип камерада сенсор жарыкты электр сигналдарына айлантат. Камера кандайдыр бир жагынан көзгө окшош, бирок кабыл алган көрүнүшүн сактап кала алат. Сүрөт чыныгы жарык үлгүсүн каттайт, бирок кадрды тандоо, убакыт, коюлган көрүнүш жана оңдоо анын маанисине баары бир таасир этет.</w:t>
+        <w:t>Фотография жарык менен сүрөт түзүп, аны металлда, айнекте, пленкада, кагазда же санарип сенсордо сактайт. Линза көрүнүштөн келген жарыкты топтойт. Пленкада жарык сезимтал химиялык затты өзгөртөт; санарип камерада сенсор аны электр сигналына айландырат. Камера көзгө окшош иштейт, бирок кабыл алганын сактай алат. Натыйжа чыныгы жарык үлгүсүн каттайт, ошол эле учурда кадр тандоо, убакыт, сахналаштыруу жана оңдоо анын маанисин өзгөртөт.</w:t>
       </w:r>
     </w:p>
     <w:p>
       <w:pPr>
-        <w:keepNext/>
-        <w:spacing w:before="240" w:after="120"/>
+        <w:pStyle w:val="Heading1"/>
+        <w:widowControl/>
       </w:pPr>
       <w:r>
-        <w:rPr>
-          <w:rFonts w:ascii="Calibri" w:hAnsi="Calibri" w:eastAsia="Calibri"/>
-          <w:b/>
-          <w:i w:val="0"/>
-          <w:color w:val="004E8C"/>
-          <w:sz w:val="28"/>
-        </w:rPr>
-        <w:t>Аны ким ачкан же ойлоп тапкан</w:t>
+        <w:t xml:space="preserve">Ким ойлоп тапкан</w:t>
       </w:r>
     </w:p>
     <w:p>
       <w:pPr>
-        <w:spacing w:after="160" w:line="276" w:lineRule="auto"/>
+        <w:widowControl/>
       </w:pPr>
       <w:r>
-        <w:rPr>
-          <w:rFonts w:ascii="Calibri" w:hAnsi="Calibri" w:eastAsia="Calibri"/>
-          <w:b w:val="0"/>
-          <w:i w:val="0"/>
-          <w:sz w:val="22"/>
-        </w:rPr>
-        <w:t>Фотографияны бир нече адам өз алдынча өнүктүргөн. Жозеф Нисефор Ньепс 1820-жылдары камерадан алынган бүгүнкүгө чейин сакталган эң алгачкы сүрөттү жараткан. Аны менен иштешкен Луи Дагер кийин күмүш капталган пластинага өтө так сүрөт түшүргөн дагеротипти иштеп чыгып, 1839-жылы жарыялаган. Уильям Генри Фокс Талбот кагаз негатив жана позитив басма ыкмасын түзгөн. Дагеротиптен айырмаланып, бир негативден көп нуска чыгарууга болгон. Кийин химиктер, объектив жасоочулар, студия кызматкерлери жана өндүрүүчүлөр сүрөткө тартууну ылдам, арзан жана жеңил кылышкан.</w:t>
+        <w:t>Фотографиянын бир нече ойлоп табуучусу бар. Жозеф Нисефор Ньепс 1820-жылдары камерадан алынган эң эски сакталып калган сүрөттү жасаган. Аны менен иштеген Луи Дагер кийин күмүш капталган пластинадагы так сүрөт — дагерротипти — өнүктүрүп, 1839-жылы жарыялаган. Уильям Генри Фокс Тальбот кагаз негативдерди жана позитив басмаларды иштеп чыккан. Дагерротиптен айырмаланып, бир негативден көп нуска чыгарууга болгон. Химиктер, линза усталары, студия кызматкерлери жана өндүрүүчүлөр кийин фотографияны тез, арзан жана жеңил кылган.</w:t>
       </w:r>
     </w:p>
     <w:p>
       <w:pPr>
-        <w:keepNext/>
-        <w:spacing w:before="240" w:after="120"/>
+        <w:pStyle w:val="Heading1"/>
+        <w:widowControl/>
       </w:pPr>
       <w:r>
-        <w:rPr>
-          <w:rFonts w:ascii="Calibri" w:hAnsi="Calibri" w:eastAsia="Calibri"/>
-          <w:b/>
-          <w:i w:val="0"/>
-          <w:color w:val="004E8C"/>
-          <w:sz w:val="28"/>
-        </w:rPr>
-        <w:t>Качан жана кантип пайда болгон</w:t>
+        <w:t>Качан жана кантип пайда болгон?</w:t>
       </w:r>
     </w:p>
     <w:p>
       <w:pPr>
-        <w:spacing w:after="160" w:line="276" w:lineRule="auto"/>
+        <w:widowControl/>
       </w:pPr>
       <w:r>
-        <w:rPr>
-          <w:rFonts w:ascii="Calibri" w:hAnsi="Calibri" w:eastAsia="Calibri"/>
-          <w:b w:val="0"/>
-          <w:i w:val="0"/>
-          <w:sz w:val="22"/>
-        </w:rPr>
-        <w:t>Тажрыйбалар мурда эле белгилүү болгон эки идеяны бириктирди: сүрөттү бетке түшүргөн камера-обскураны жана жарыкта өзгөргөн химиялык заттарды. 1839-жылдагы жарыялардан кийин портрет студиялары бат ачылган, бирок алгач адамдар узак экспозиция учурунда кыймылдабай отурууга тийиш болгон. Нымдуу, кийин кургак пластиналар даярдык менен тартуу убактысын кыскартты. XIX кылымдын аягында түрмөк пленка жана жөнөкөй камералар ышкыбоздорго да жетти. Түстүү пленка, чакан камералар, электрондук сенсорлор жана смартфондор сүрөттү заматта тартып, оңой көчүрүүгө мүмкүн кылды.</w:t>
+        <w:t>Тажрыйбалар эки эски идеяны бириктирген: сүрөттү проекциялаган караңгы камера — камера-обскура — жана жарыкта өзгөргөн химиялык заттар. 1839-жылдагы жарыялоолордон кийин портрет студиялары тез ачылган, бирок алгачкы адамдар узак экспозицияда кыймылдабай отурууга тийиш болгон. Нымдуу, кийин кургак пластиналар даярдык жана жарык кармоо убактысын кыскарткан. XIX кылымдын аягында түрмөк пленка жана жөнөкөй камера фотографияны ышкыбозго жеткирген. Түстүү пленка, чакан камера, электрондук сенсор жана смартфон кийин сүрөттү заматта алынуучу, оңой көчүрүлүүчү кылган.</w:t>
       </w:r>
     </w:p>
     <w:p>
       <w:pPr>
-        <w:keepNext/>
-        <w:spacing w:before="240" w:after="120"/>
+        <w:pStyle w:val="Heading1"/>
+        <w:widowControl/>
       </w:pPr>
       <w:r>
-        <w:rPr>
-          <w:rFonts w:ascii="Calibri" w:hAnsi="Calibri" w:eastAsia="Calibri"/>
-          <w:b/>
-          <w:i w:val="0"/>
-          <w:color w:val="004E8C"/>
-          <w:sz w:val="28"/>
-        </w:rPr>
-        <w:t>Илимий жактан мааниси</w:t>
+        <w:t>Илим үчүн мааниси</w:t>
       </w:r>
     </w:p>
     <w:p>
       <w:pPr>
-        <w:spacing w:after="160" w:line="276" w:lineRule="auto"/>
+        <w:widowControl/>
       </w:pPr>
       <w:r>
-        <w:rPr>
-          <w:rFonts w:ascii="Calibri" w:hAnsi="Calibri" w:eastAsia="Calibri"/>
-          <w:b w:val="0"/>
-          <w:i w:val="0"/>
-          <w:sz w:val="22"/>
-        </w:rPr>
-        <w:t>Фотография оптиканы жарыктын таасиринен жүргөн химиялык өзгөрүүлөрдү изилдеген фотохимия менен бириктирди. Ал окумуштууларга көз ирмемден узак сакталган жана кийин өлчөөгө боло турган жазма берди. Астрономдор узак экспозиция менен өтө алсыз жарыкты топтоду. Биологдор микроскоптогу көрүнүштөрдү каттады, ал эми кыймылды изилдөө чуркаган атты же учкан кушту өзүнчө көз ирмемдерге бөлдү. Санарип сенсорлор ошол эле милдетти жарым өткөргүчтөр менен улантат. Камера кадимки көзгө өтө алсыз, тез, майда же алыс көрүнүштөрдү каттаган экинчи көзгө айланды.</w:t>
+        <w:t>Фотография оптиканы жарык жараткан химиялык өзгөрүүнү изилдеген фотохимия менен бириктирген. Окумуштуу учурдан узак сакталган, кийин өлчөнө турган жазууга ээ болгон. Астрономдор узак экспозиция менен күңүрт жарык топтогон. Биологдор микроскоп көрүнүшүн жазып, кыймыл изилдөөлөрү чаап бараткан ат же учкан кушту өзүнчө ирмемдерге бөлгөн. Санарип сенсор ушул ишти жарым өткөргүч менен улантат. Камера кадимки көзгө өтө күңүрт, тез, майда же алыс далилди чогулткан экинчи көз болгон.</w:t>
       </w:r>
     </w:p>
     <w:p>
       <w:pPr>
-        <w:keepNext/>
-        <w:spacing w:before="240" w:after="120"/>
+        <w:pStyle w:val="Heading1"/>
+        <w:widowControl/>
       </w:pPr>
       <w:r>
-        <w:rPr>
-          <w:rFonts w:ascii="Calibri" w:hAnsi="Calibri" w:eastAsia="Calibri"/>
-          <w:b/>
-          <w:i w:val="0"/>
-          <w:color w:val="004E8C"/>
-          <w:sz w:val="28"/>
-        </w:rPr>
-        <w:t>Кийинки өнүгүүлөргө тийгизген таасири</w:t>
+        <w:t>Кийинки өнүгүүгө тийгизген таасири</w:t>
       </w:r>
     </w:p>
     <w:p>
       <w:pPr>
-        <w:spacing w:after="160" w:line="276" w:lineRule="auto"/>
+        <w:widowControl/>
       </w:pPr>
       <w:r>
-        <w:rPr>
-          <w:rFonts w:ascii="Calibri" w:hAnsi="Calibri" w:eastAsia="Calibri"/>
-          <w:b w:val="0"/>
-          <w:i w:val="0"/>
-          <w:sz w:val="22"/>
-        </w:rPr>
-        <w:t>Кино тез-тез көрсөтүлгөн сүрөттөрдүн ырааттуулугунан өнүп чыкты. Рентген сүрөтү, абадан картага түшүрүү, спутник камералары жана илимий детекторлор нурлануунун үлгүсүн сактайт. Гезит, жарнама, мода жана адамды таануу тутумдары сүрөткө көз каранды болуп калды. Санарип фотография камералуу телефондорго, заматта дүйнөгө бөлүшүүгө жана компьютердик көрүү үчүн колдонулган эбегейсиз сүрөт жыйнактарына жол ачты. Сүрөттү оңдоо да жеңилдеп, анын булагын жана жагдайын текшерүү зарылдыгы күчөдү.</w:t>
+        <w:t>Кино тез көрсөтүлгөн сүрөт ырааттуулугунан чыккан. Рентген сүрөтү, абадан жер өлчөө, спутник камерасы жана илимий детектор нурлануу үлгүсүн сактайт. Гезит, жарнама, мода жана адам таануу системалары сүрөткө таянган. Санарип фотография камералуу телефонду, заматта дүйнөгө бөлүшүүнү жана компьютердик көрүү колдонгон чоң сүрөт жыйнактарын жараткан. Оңдоо да жеңилдеп, булак менен контекстти текшерүү зарылдыгы өскөн.</w:t>
       </w:r>
     </w:p>
     <w:p>
       <w:pPr>
-        <w:keepNext/>
-        <w:spacing w:before="240" w:after="120"/>
+        <w:pStyle w:val="Heading1"/>
+        <w:widowControl/>
       </w:pPr>
       <w:r>
-        <w:rPr>
-          <w:rFonts w:ascii="Calibri" w:hAnsi="Calibri" w:eastAsia="Calibri"/>
-          <w:b/>
-          <w:i w:val="0"/>
-          <w:color w:val="004E8C"/>
-          <w:sz w:val="28"/>
-        </w:rPr>
-        <w:t>Адамдардын жашоосун кантип өзгөрткөн</w:t>
+        <w:t>Адамдардын жашоосун кантип өзгөрткөн?</w:t>
       </w:r>
     </w:p>
     <w:p>
       <w:pPr>
-        <w:spacing w:after="160" w:line="276" w:lineRule="auto"/>
+        <w:widowControl/>
       </w:pPr>
       <w:r>
-        <w:rPr>
-          <w:rFonts w:ascii="Calibri" w:hAnsi="Calibri" w:eastAsia="Calibri"/>
-          <w:b w:val="0"/>
-          <w:i w:val="0"/>
-          <w:sz w:val="22"/>
-        </w:rPr>
-        <w:t>Үй-бүлөлөр алыстагы туугандарынын жана көзү өткөн жакындарынын жүзүн сактап кала алды. Жаңылык сүрөттөрү согушту, кырсыкты, майрамды жана нааразылык акциясын кеңири коомчулукка жеткирди. Сүрөттөр медицинада, карта түзүүдө, полиция ишинде жана өздүк документтерде колдонулду. Камералар көбөйгөн сайын көзөмөл кеңейип, жеке жашоонун корголушу алсырады. Фотография бир көз ирмемге ачылган терезедей сезилет, бирок кадрдын сыртындагынын баарын эч качан көрсөтпөйт. Далил, тандоо жана сезимдин ушул аралашмасы ага бүгүн да күч берет.</w:t>
+        <w:t>Үй-бүлө алыскы туугандын жана каза болгондордун жүзүн сактай алган. Жаңылык сүрөттөрү согушту, кырсыкты, майрамды жана нааразылыкты кеңири элге жеткирген. Сүрөт медицина, карта, полиция жана өздүк документке жардам берген. Камера көбөйгөндө аңдууга жол ачып, купуялыкты азайткан. Фотография учурга ачылган терезедей сезилет, бирок кадр сыртындагынын баарын көрсөтпөйт. Далил, тандоо жана сезимдин ушул аралашмасы ага күч берет.</w:t>
       </w:r>
     </w:p>
     <w:p>
       <w:pPr>
-        <w:keepNext/>
-        <w:spacing w:before="240" w:after="120"/>
+        <w:pStyle w:val="Heading1"/>
+        <w:widowControl/>
       </w:pPr>
       <w:r>
-        <w:rPr>
-          <w:rFonts w:ascii="Calibri" w:hAnsi="Calibri" w:eastAsia="Calibri"/>
-          <w:b/>
-          <w:i w:val="0"/>
-          <w:color w:val="004E8C"/>
-          <w:sz w:val="28"/>
-        </w:rPr>
-        <w:t>Булактар жана шилтемелер</w:t>
+        <w:t>Булактар жана кошумча окуу</w:t>
       </w:r>
     </w:p>
     <w:p>
       <w:pPr>
-        <w:keepNext/>
-        <w:spacing w:before="240" w:after="120"/>
+        <w:pStyle w:val="Heading2"/>
+        <w:widowControl/>
       </w:pPr>
       <w:r>
         <w:rPr>
-          <w:rFonts w:ascii="Calibri" w:hAnsi="Calibri" w:eastAsia="Calibri"/>
-          <w:b/>
-          <w:i w:val="0"/>
-          <w:color w:val="004E8C"/>
-          <w:sz w:val="24"/>
+          <w:sz w:val="20"/>
         </w:rPr>
-        <w:t>A. Китептер жана негизги илимий эмгектер</w:t>
+        <w:t>Китептер жана негизги илимий эмгектер</w:t>
       </w:r>
     </w:p>
     <w:p>
       <w:pPr>
-        <w:spacing w:after="80"/>
-        <w:ind w:left="360"/>
+        <w:widowControl/>
       </w:pPr>
       <w:r>
         <w:rPr>
-          <w:rFonts w:ascii="Calibri" w:hAnsi="Calibri" w:eastAsia="Calibri"/>
-          <w:b w:val="0"/>
-          <w:i w:val="0"/>
-          <w:sz w:val="22"/>
+          <w:sz w:val="20"/>
         </w:rPr>
-        <w:t>1. Newhall, Beaumont. The History of Photography. 5th ed. New York: Museum of Modern Art, 1982.</w:t>
+        <w:t>1. Newhall, Beaumont.The History of Photography. 5th ed. New York: Museum of Modern Art, 1982.</w:t>
       </w:r>
     </w:p>
     <w:p>
       <w:pPr>
-        <w:keepNext/>
-        <w:spacing w:before="240" w:after="120"/>
+        <w:pStyle w:val="Heading2"/>
+        <w:widowControl/>
       </w:pPr>
       <w:r>
         <w:rPr>
-          <w:rFonts w:ascii="Calibri" w:hAnsi="Calibri" w:eastAsia="Calibri"/>
-          <w:b/>
-          <w:i w:val="0"/>
-          <w:color w:val="004E8C"/>
-          <w:sz w:val="24"/>
+          <w:sz w:val="20"/>
         </w:rPr>
-        <w:t>C. Мекемелердин материалдары жана энциклопедиялык булактар</w:t>
+        <w:t>Уюмдардын жана энциклопедиялардын материалдары</w:t>
       </w:r>
     </w:p>
     <w:p>
       <w:pPr>
-        <w:spacing w:after="80"/>
-        <w:ind w:left="360"/>
+        <w:widowControl/>
       </w:pPr>
       <w:r>
         <w:rPr>
-          <w:rFonts w:ascii="Calibri" w:hAnsi="Calibri" w:eastAsia="Calibri"/>
-          <w:b w:val="0"/>
-          <w:i w:val="0"/>
-          <w:sz w:val="22"/>
+          <w:sz w:val="20"/>
         </w:rPr>
-        <w:t>1. Encyclopaedia Britannica. «Фотографиянын тарыхы».</w:t>
-      </w:r>
-      <w:r>
-        <w:rPr>
-          <w:rFonts w:ascii="Calibri" w:hAnsi="Calibri" w:eastAsia="Calibri"/>
-          <w:b w:val="0"/>
-          <w:i w:val="0"/>
-          <w:sz w:val="22"/>
-        </w:rPr>
-        <w:t xml:space="preserve"> </w:t>
+        <w:t xml:space="preserve">1. Encyclopaedia Britannica. 'History of photography.' </w:t>
       </w:r>
       <w:hyperlink r:id="rId9">
         <w:r>
           <w:rPr>
-            <w:rFonts w:ascii="Calibri" w:hAnsi="Calibri" w:eastAsia="Calibri"/>
-            <w:b w:val="0"/>
-            <w:i w:val="0"/>
-            <w:sz w:val="22"/>
-            <w:color w:val="0563C1"/>
-            <w:u w:val="single"/>
+            <w:sz w:val="20"/>
           </w:rPr>
           <w:t>https://www.britannica.com/technology/photography</w:t>
         </w:r>
       </w:hyperlink>
+      <w:r>
+        <w:rPr>
+          <w:sz w:val="20"/>
+        </w:rPr>
+      </w:r>
     </w:p>
     <w:p>
       <w:pPr>
-        <w:spacing w:after="80"/>
-        <w:ind w:left="360"/>
+        <w:widowControl/>
       </w:pPr>
       <w:r>
         <w:rPr>
-          <w:rFonts w:ascii="Calibri" w:hAnsi="Calibri" w:eastAsia="Calibri"/>
-          <w:b w:val="0"/>
-          <w:i w:val="0"/>
-          <w:sz w:val="22"/>
+          <w:sz w:val="20"/>
         </w:rPr>
-        <w:t>2. The Metropolitan Museum of Art. «Дагер (1787–1851) жана фотографиянын ойлоп табылышы».</w:t>
-      </w:r>
-      <w:r>
-        <w:rPr>
-          <w:rFonts w:ascii="Calibri" w:hAnsi="Calibri" w:eastAsia="Calibri"/>
-          <w:b w:val="0"/>
-          <w:i w:val="0"/>
-          <w:sz w:val="22"/>
-        </w:rPr>
-        <w:t xml:space="preserve"> </w:t>
+        <w:t xml:space="preserve">2. The Metropolitan Museum of Art. 'Daguerre (1787-1851) and the Invention of Photography.' </w:t>
       </w:r>
       <w:hyperlink r:id="rId10">
         <w:r>
           <w:rPr>
-            <w:rFonts w:ascii="Calibri" w:hAnsi="Calibri" w:eastAsia="Calibri"/>
-            <w:b w:val="0"/>
-            <w:i w:val="0"/>
-            <w:sz w:val="22"/>
-            <w:color w:val="0563C1"/>
-            <w:u w:val="single"/>
+            <w:sz w:val="20"/>
           </w:rPr>
           <w:t>https://www.metmuseum.org/toah/hd/dagu/hd_dagu.htm</w:t>
         </w:r>
       </w:hyperlink>
-    </w:p>
-    <w:p>
-      <w:pPr>
-        <w:keepNext/>
-        <w:spacing w:before="240" w:after="120"/>
-      </w:pPr>
       <w:r>
         <w:rPr>
-          <w:rFonts w:ascii="Calibri" w:hAnsi="Calibri" w:eastAsia="Calibri"/>
-          <w:b/>
-          <w:i w:val="0"/>
-          <w:color w:val="004E8C"/>
-          <w:sz w:val="24"/>
+          <w:sz w:val="20"/>
         </w:rPr>
-        <w:t>J. Басма сөз, илимий-популярдуу жана жалпы маалымат булактары</w:t>
       </w:r>
     </w:p>
     <w:p>
       <w:pPr>
-        <w:spacing w:after="80"/>
-        <w:ind w:left="360"/>
+        <w:pStyle w:val="Heading2"/>
+        <w:widowControl/>
       </w:pPr>
       <w:r>
         <w:rPr>
-          <w:rFonts w:ascii="Calibri" w:hAnsi="Calibri" w:eastAsia="Calibri"/>
-          <w:b w:val="0"/>
-          <w:i w:val="0"/>
-          <w:sz w:val="22"/>
+          <w:sz w:val="20"/>
         </w:rPr>
-        <w:t>1. Smithsonian Magazine. «Фотография алгач кантип ойлоп табылган».</w:t>
+        <w:t>Басма сөз, илимий-популярдуу жана маалымдама материалдар</w:t>
       </w:r>
+    </w:p>
+    <w:p>
+      <w:pPr>
+        <w:widowControl/>
+      </w:pPr>
       <w:r>
         <w:rPr>
-          <w:rFonts w:ascii="Calibri" w:hAnsi="Calibri" w:eastAsia="Calibri"/>
-          <w:b w:val="0"/>
-          <w:i w:val="0"/>
-          <w:sz w:val="22"/>
+          <w:sz w:val="20"/>
         </w:rPr>
-        <w:t xml:space="preserve"> </w:t>
+        <w:t xml:space="preserve">1. Smithsonian Magazine. 'This Is How Photography Was First Invented.' </w:t>
       </w:r>
       <w:hyperlink r:id="rId11">
         <w:r>
           <w:rPr>
-            <w:rFonts w:ascii="Calibri" w:hAnsi="Calibri" w:eastAsia="Calibri"/>
-            <w:b w:val="0"/>
-            <w:i w:val="0"/>
-            <w:sz w:val="22"/>
-            <w:color w:val="0563C1"/>
-            <w:u w:val="single"/>
+            <w:sz w:val="20"/>
           </w:rPr>
           <w:t>https://www.smithsonianmag.com/innovation/this-is-how-photography-was-first-invented-180972188/</w:t>
         </w:r>
       </w:hyperlink>
+      <w:r>
+        <w:rPr>
+          <w:sz w:val="20"/>
+        </w:rPr>
+      </w:r>
     </w:p>
     <w:sectPr>
-      <w:pgSz w:w="12240" w:h="15840"/>
-      <w:pgMar w:top="1296" w:right="1440" w:bottom="1296" w:left="1440" w:header="720" w:footer="720" w:gutter="0"/>
+      <w:footerReference w:type="default" r:id="rId12"/>
+      <w:pgSz w:w="11906" w:h="16838"/>
+      <w:pgMar w:top="1020" w:right="1134" w:bottom="1020" w:left="1134" w:header="720" w:footer="720" w:gutter="0"/>
       <w:cols w:space="720"/>
       <w:docGrid w:linePitch="360"/>
     </w:sectPr>
   </w:body>
 </w:document>
+</file>
+
+<file path=word/footer1.xml><?xml version="1.0" encoding="utf-8"?>
+<w:ftr xmlns:m="http://schemas.openxmlformats.org/officeDocument/2006/math" xmlns:mc="http://schemas.openxmlformats.org/markup-compatibility/2006" xmlns:mo="http://schemas.microsoft.com/office/mac/office/2008/main" xmlns:mv="urn:schemas-microsoft-com:mac:vml" xmlns:o="urn:schemas-microsoft-com:office:office" xmlns:r="http://schemas.openxmlformats.org/officeDocument/2006/relationships" xmlns:v="urn:schemas-microsoft-com:vml" xmlns:w10="urn:schemas-microsoft-com:office:word" xmlns:w14="http://schemas.microsoft.com/office/word/2010/wordml" xmlns:w="http://schemas.openxmlformats.org/wordprocessingml/2006/main" xmlns:wne="http://schemas.microsoft.com/office/word/2006/wordml" xmlns:wp14="http://schemas.microsoft.com/office/word/2010/wordprocessingDrawing" xmlns:wp="http://schemas.openxmlformats.org/drawingml/2006/wordprocessingDrawing" xmlns:wpc="http://schemas.microsoft.com/office/word/2010/wordprocessingCanvas" xmlns:wpg="http://schemas.microsoft.com/office/word/2010/wordprocessingGroup" xmlns:wpi="http://schemas.microsoft.com/office/word/2010/wordprocessingInk" xmlns:wps="http://schemas.microsoft.com/office/word/2010/wordprocessingShape" mc:Ignorable="w14 wp14">
+  <w:p>
+    <w:pPr>
+      <w:pStyle w:val="Footer"/>
+      <w:jc w:val="right"/>
+    </w:pPr>
+    <w:fldSimple w:instr="PAGE"/>
+  </w:p>
+</w:ftr>
 </file>
 
 <file path=word/numbering.xml><?xml version="1.0" encoding="utf-8"?>
@@ -735,7 +558,7 @@
   <w:docDefaults>
     <w:rPrDefault>
       <w:rPr>
-        <w:rFonts w:asciiTheme="minorHAnsi" w:eastAsiaTheme="minorEastAsia" w:hAnsiTheme="minorHAnsi" w:cstheme="minorBidi"/>
+        <w:rFonts/>
         <w:sz w:val="22"/>
         <w:szCs w:val="22"/>
         <w:lang w:val="en-US" w:eastAsia="en-US" w:bidi="ar-SA"/>
@@ -890,6 +713,15 @@
     <w:name w:val="Normal"/>
     <w:qFormat/>
     <w:rsid w:val="00FC693F"/>
+    <w:pPr>
+      <w:spacing w:after="120" w:line="259" w:lineRule="auto"/>
+    </w:pPr>
+    <w:rPr>
+      <w:rFonts w:ascii="Times New Roman" w:hAnsi="Times New Roman"/>
+      <w:color w:val="000000"/>
+      <w:sz w:val="24"/>
+      <w:lang w:val="ky-KG"/>
+    </w:rPr>
   </w:style>
   <w:style w:type="paragraph" w:styleId="Header">
     <w:name w:val="header"/>
@@ -946,16 +778,17 @@
     <w:pPr>
       <w:keepNext/>
       <w:keepLines/>
-      <w:spacing w:before="480" w:after="0"/>
+      <w:spacing w:before="480" w:after="120" w:line="259" w:lineRule="auto"/>
       <w:outlineLvl w:val="0"/>
     </w:pPr>
     <w:rPr>
-      <w:rFonts w:asciiTheme="majorHAnsi" w:eastAsiaTheme="majorEastAsia" w:hAnsiTheme="majorHAnsi" w:cstheme="majorBidi"/>
+      <w:rFonts w:ascii="Times New Roman" w:hAnsi="Times New Roman"/>
       <w:b/>
       <w:bCs/>
-      <w:color w:val="365F91" w:themeColor="accent1" w:themeShade="BF"/>
-      <w:sz w:val="28"/>
+      <w:color w:val="000000"/>
+      <w:sz w:val="26"/>
       <w:szCs w:val="28"/>
+      <w:lang w:val="ky-KG"/>
     </w:rPr>
   </w:style>
   <w:style w:type="paragraph" w:styleId="Heading2">
@@ -970,16 +803,17 @@
     <w:pPr>
       <w:keepNext/>
       <w:keepLines/>
-      <w:spacing w:before="200" w:after="0"/>
+      <w:spacing w:before="200" w:after="120" w:line="259" w:lineRule="auto"/>
       <w:outlineLvl w:val="1"/>
     </w:pPr>
     <w:rPr>
-      <w:rFonts w:asciiTheme="majorHAnsi" w:eastAsiaTheme="majorEastAsia" w:hAnsiTheme="majorHAnsi" w:cstheme="majorBidi"/>
+      <w:rFonts w:ascii="Times New Roman" w:hAnsi="Times New Roman"/>
       <w:b/>
       <w:bCs/>
-      <w:color w:val="4F81BD" w:themeColor="accent1"/>
+      <w:color w:val="000000"/>
       <w:sz w:val="26"/>
       <w:szCs w:val="26"/>
+      <w:lang w:val="ky-KG"/>
     </w:rPr>
   </w:style>
   <w:style w:type="paragraph" w:styleId="Heading3">
@@ -998,7 +832,7 @@
       <w:outlineLvl w:val="2"/>
     </w:pPr>
     <w:rPr>
-      <w:rFonts w:asciiTheme="majorHAnsi" w:eastAsiaTheme="majorEastAsia" w:hAnsiTheme="majorHAnsi" w:cstheme="majorBidi"/>
+      <w:rFonts/>
       <w:b/>
       <w:bCs/>
       <w:color w:val="4F81BD" w:themeColor="accent1"/>
@@ -1021,7 +855,7 @@
       <w:outlineLvl w:val="3"/>
     </w:pPr>
     <w:rPr>
-      <w:rFonts w:asciiTheme="majorHAnsi" w:eastAsiaTheme="majorEastAsia" w:hAnsiTheme="majorHAnsi" w:cstheme="majorBidi"/>
+      <w:rFonts/>
       <w:b/>
       <w:bCs/>
       <w:i/>
@@ -1046,7 +880,7 @@
       <w:outlineLvl w:val="4"/>
     </w:pPr>
     <w:rPr>
-      <w:rFonts w:asciiTheme="majorHAnsi" w:eastAsiaTheme="majorEastAsia" w:hAnsiTheme="majorHAnsi" w:cstheme="majorBidi"/>
+      <w:rFonts/>
       <w:color w:val="243F60" w:themeColor="accent1" w:themeShade="7F"/>
     </w:rPr>
   </w:style>
@@ -1067,7 +901,7 @@
       <w:outlineLvl w:val="5"/>
     </w:pPr>
     <w:rPr>
-      <w:rFonts w:asciiTheme="majorHAnsi" w:eastAsiaTheme="majorEastAsia" w:hAnsiTheme="majorHAnsi" w:cstheme="majorBidi"/>
+      <w:rFonts/>
       <w:i/>
       <w:iCs/>
       <w:color w:val="243F60" w:themeColor="accent1" w:themeShade="7F"/>
@@ -1090,7 +924,7 @@
       <w:outlineLvl w:val="6"/>
     </w:pPr>
     <w:rPr>
-      <w:rFonts w:asciiTheme="majorHAnsi" w:eastAsiaTheme="majorEastAsia" w:hAnsiTheme="majorHAnsi" w:cstheme="majorBidi"/>
+      <w:rFonts/>
       <w:i/>
       <w:iCs/>
       <w:color w:val="404040" w:themeColor="text1" w:themeTint="BF"/>
@@ -1113,7 +947,7 @@
       <w:outlineLvl w:val="7"/>
     </w:pPr>
     <w:rPr>
-      <w:rFonts w:asciiTheme="majorHAnsi" w:eastAsiaTheme="majorEastAsia" w:hAnsiTheme="majorHAnsi" w:cstheme="majorBidi"/>
+      <w:rFonts/>
       <w:color w:val="4F81BD" w:themeColor="accent1"/>
       <w:sz w:val="20"/>
       <w:szCs w:val="20"/>
@@ -1136,7 +970,7 @@
       <w:outlineLvl w:val="8"/>
     </w:pPr>
     <w:rPr>
-      <w:rFonts w:asciiTheme="majorHAnsi" w:eastAsiaTheme="majorEastAsia" w:hAnsiTheme="majorHAnsi" w:cstheme="majorBidi"/>
+      <w:rFonts/>
       <w:i/>
       <w:iCs/>
       <w:color w:val="404040" w:themeColor="text1" w:themeTint="BF"/>
@@ -1187,7 +1021,7 @@
     <w:uiPriority w:val="9"/>
     <w:rsid w:val="00FC693F"/>
     <w:rPr>
-      <w:rFonts w:asciiTheme="majorHAnsi" w:eastAsiaTheme="majorEastAsia" w:hAnsiTheme="majorHAnsi" w:cstheme="majorBidi"/>
+      <w:rFonts/>
       <w:b/>
       <w:bCs/>
       <w:color w:val="365F91" w:themeColor="accent1" w:themeShade="BF"/>
@@ -1202,7 +1036,7 @@
     <w:uiPriority w:val="9"/>
     <w:rsid w:val="00FC693F"/>
     <w:rPr>
-      <w:rFonts w:asciiTheme="majorHAnsi" w:eastAsiaTheme="majorEastAsia" w:hAnsiTheme="majorHAnsi" w:cstheme="majorBidi"/>
+      <w:rFonts/>
       <w:b/>
       <w:bCs/>
       <w:color w:val="4F81BD" w:themeColor="accent1"/>
@@ -1217,7 +1051,7 @@
     <w:uiPriority w:val="9"/>
     <w:rsid w:val="00FC693F"/>
     <w:rPr>
-      <w:rFonts w:asciiTheme="majorHAnsi" w:eastAsiaTheme="majorEastAsia" w:hAnsiTheme="majorHAnsi" w:cstheme="majorBidi"/>
+      <w:rFonts/>
       <w:b/>
       <w:bCs/>
       <w:color w:val="4F81BD" w:themeColor="accent1"/>
@@ -1232,19 +1066,17 @@
     <w:qFormat/>
     <w:rsid w:val="00FC693F"/>
     <w:pPr>
-      <w:pBdr>
-        <w:bottom w:val="single" w:sz="8" w:space="4" w:color="4F81BD" w:themeColor="accent1"/>
-      </w:pBdr>
-      <w:spacing w:after="300" w:line="240" w:lineRule="auto"/>
+      <w:spacing w:after="120" w:line="259" w:lineRule="auto"/>
       <w:contextualSpacing/>
     </w:pPr>
     <w:rPr>
-      <w:rFonts w:asciiTheme="majorHAnsi" w:eastAsiaTheme="majorEastAsia" w:hAnsiTheme="majorHAnsi" w:cstheme="majorBidi"/>
-      <w:color w:val="17365D" w:themeColor="text2" w:themeShade="BF"/>
+      <w:rFonts w:ascii="Times New Roman" w:hAnsi="Times New Roman"/>
+      <w:color w:val="000000"/>
       <w:spacing w:val="5"/>
       <w:kern w:val="28"/>
-      <w:sz w:val="52"/>
+      <w:sz w:val="40"/>
       <w:szCs w:val="52"/>
+      <w:lang w:val="ky-KG"/>
     </w:rPr>
   </w:style>
   <w:style w:type="character" w:customStyle="1" w:styleId="TitleChar">
@@ -1254,7 +1086,7 @@
     <w:uiPriority w:val="10"/>
     <w:rsid w:val="00FC693F"/>
     <w:rPr>
-      <w:rFonts w:asciiTheme="majorHAnsi" w:eastAsiaTheme="majorEastAsia" w:hAnsiTheme="majorHAnsi" w:cstheme="majorBidi"/>
+      <w:rFonts/>
       <w:color w:val="17365D" w:themeColor="text2" w:themeShade="BF"/>
       <w:spacing w:val="5"/>
       <w:kern w:val="28"/>
@@ -1276,7 +1108,7 @@
       </w:numPr>
     </w:pPr>
     <w:rPr>
-      <w:rFonts w:asciiTheme="majorHAnsi" w:eastAsiaTheme="majorEastAsia" w:hAnsiTheme="majorHAnsi" w:cstheme="majorBidi"/>
+      <w:rFonts/>
       <w:i/>
       <w:iCs/>
       <w:color w:val="4F81BD" w:themeColor="accent1"/>
@@ -1292,7 +1124,7 @@
     <w:uiPriority w:val="11"/>
     <w:rsid w:val="00FC693F"/>
     <w:rPr>
-      <w:rFonts w:asciiTheme="majorHAnsi" w:eastAsiaTheme="majorEastAsia" w:hAnsiTheme="majorHAnsi" w:cstheme="majorBidi"/>
+      <w:rFonts/>
       <w:i/>
       <w:iCs/>
       <w:color w:val="4F81BD" w:themeColor="accent1"/>
@@ -1417,8 +1249,15 @@
       <w:numPr>
         <w:numId w:val="1"/>
       </w:numPr>
+      <w:spacing w:after="120" w:line="259" w:lineRule="auto"/>
       <w:contextualSpacing/>
     </w:pPr>
+    <w:rPr>
+      <w:rFonts w:ascii="Times New Roman" w:hAnsi="Times New Roman"/>
+      <w:color w:val="000000"/>
+      <w:sz w:val="24"/>
+      <w:lang w:val="ky-KG"/>
+    </w:rPr>
   </w:style>
   <w:style w:type="paragraph" w:styleId="ListBullet2">
     <w:name w:val="List Bullet 2"/>
@@ -1590,7 +1429,7 @@
     <w:semiHidden/>
     <w:rsid w:val="00FC693F"/>
     <w:rPr>
-      <w:rFonts w:asciiTheme="majorHAnsi" w:eastAsiaTheme="majorEastAsia" w:hAnsiTheme="majorHAnsi" w:cstheme="majorBidi"/>
+      <w:rFonts/>
       <w:b/>
       <w:bCs/>
       <w:i/>
@@ -1606,7 +1445,7 @@
     <w:semiHidden/>
     <w:rsid w:val="00FC693F"/>
     <w:rPr>
-      <w:rFonts w:asciiTheme="majorHAnsi" w:eastAsiaTheme="majorEastAsia" w:hAnsiTheme="majorHAnsi" w:cstheme="majorBidi"/>
+      <w:rFonts/>
       <w:color w:val="243F60" w:themeColor="accent1" w:themeShade="7F"/>
     </w:rPr>
   </w:style>
@@ -1618,7 +1457,7 @@
     <w:semiHidden/>
     <w:rsid w:val="00FC693F"/>
     <w:rPr>
-      <w:rFonts w:asciiTheme="majorHAnsi" w:eastAsiaTheme="majorEastAsia" w:hAnsiTheme="majorHAnsi" w:cstheme="majorBidi"/>
+      <w:rFonts/>
       <w:i/>
       <w:iCs/>
       <w:color w:val="243F60" w:themeColor="accent1" w:themeShade="7F"/>
@@ -1632,7 +1471,7 @@
     <w:semiHidden/>
     <w:rsid w:val="00FC693F"/>
     <w:rPr>
-      <w:rFonts w:asciiTheme="majorHAnsi" w:eastAsiaTheme="majorEastAsia" w:hAnsiTheme="majorHAnsi" w:cstheme="majorBidi"/>
+      <w:rFonts/>
       <w:i/>
       <w:iCs/>
       <w:color w:val="404040" w:themeColor="text1" w:themeTint="BF"/>
@@ -1646,7 +1485,7 @@
     <w:semiHidden/>
     <w:rsid w:val="00FC693F"/>
     <w:rPr>
-      <w:rFonts w:asciiTheme="majorHAnsi" w:eastAsiaTheme="majorEastAsia" w:hAnsiTheme="majorHAnsi" w:cstheme="majorBidi"/>
+      <w:rFonts/>
       <w:color w:val="4F81BD" w:themeColor="accent1"/>
       <w:sz w:val="20"/>
       <w:szCs w:val="20"/>
@@ -1660,7 +1499,7 @@
     <w:semiHidden/>
     <w:rsid w:val="00FC693F"/>
     <w:rPr>
-      <w:rFonts w:asciiTheme="majorHAnsi" w:eastAsiaTheme="majorEastAsia" w:hAnsiTheme="majorHAnsi" w:cstheme="majorBidi"/>
+      <w:rFonts/>
       <w:i/>
       <w:iCs/>
       <w:color w:val="404040" w:themeColor="text1" w:themeTint="BF"/>
@@ -1719,9 +1558,6 @@
     <w:qFormat/>
     <w:rsid w:val="00FC693F"/>
     <w:pPr>
-      <w:pBdr>
-        <w:bottom w:val="single" w:sz="4" w:space="4" w:color="4F81BD" w:themeColor="accent1"/>
-      </w:pBdr>
       <w:spacing w:before="200" w:after="280"/>
       <w:ind w:left="936" w:right="936"/>
     </w:pPr>
@@ -3249,7 +3085,7 @@
         <w:spacing w:before="0" w:after="0" w:line="240" w:lineRule="auto"/>
       </w:pPr>
       <w:rPr>
-        <w:rFonts w:asciiTheme="majorHAnsi" w:eastAsiaTheme="majorEastAsia" w:hAnsiTheme="majorHAnsi" w:cstheme="majorBidi"/>
+        <w:rFonts/>
         <w:b/>
         <w:bCs/>
       </w:rPr>
@@ -3270,7 +3106,7 @@
         <w:spacing w:before="0" w:after="0" w:line="240" w:lineRule="auto"/>
       </w:pPr>
       <w:rPr>
-        <w:rFonts w:asciiTheme="majorHAnsi" w:eastAsiaTheme="majorEastAsia" w:hAnsiTheme="majorHAnsi" w:cstheme="majorBidi"/>
+        <w:rFonts/>
         <w:b/>
         <w:bCs/>
       </w:rPr>
@@ -3288,14 +3124,14 @@
     </w:tblStylePr>
     <w:tblStylePr w:type="firstCol">
       <w:rPr>
-        <w:rFonts w:asciiTheme="majorHAnsi" w:eastAsiaTheme="majorEastAsia" w:hAnsiTheme="majorHAnsi" w:cstheme="majorBidi"/>
+        <w:rFonts/>
         <w:b/>
         <w:bCs/>
       </w:rPr>
     </w:tblStylePr>
     <w:tblStylePr w:type="lastCol">
       <w:rPr>
-        <w:rFonts w:asciiTheme="majorHAnsi" w:eastAsiaTheme="majorEastAsia" w:hAnsiTheme="majorHAnsi" w:cstheme="majorBidi"/>
+        <w:rFonts/>
         <w:b/>
         <w:bCs/>
       </w:rPr>
@@ -3379,7 +3215,7 @@
         <w:spacing w:before="0" w:after="0" w:line="240" w:lineRule="auto"/>
       </w:pPr>
       <w:rPr>
-        <w:rFonts w:asciiTheme="majorHAnsi" w:eastAsiaTheme="majorEastAsia" w:hAnsiTheme="majorHAnsi" w:cstheme="majorBidi"/>
+        <w:rFonts/>
         <w:b/>
         <w:bCs/>
       </w:rPr>
@@ -3400,7 +3236,7 @@
         <w:spacing w:before="0" w:after="0" w:line="240" w:lineRule="auto"/>
       </w:pPr>
       <w:rPr>
-        <w:rFonts w:asciiTheme="majorHAnsi" w:eastAsiaTheme="majorEastAsia" w:hAnsiTheme="majorHAnsi" w:cstheme="majorBidi"/>
+        <w:rFonts/>
         <w:b/>
         <w:bCs/>
       </w:rPr>
@@ -3418,14 +3254,14 @@
     </w:tblStylePr>
     <w:tblStylePr w:type="firstCol">
       <w:rPr>
-        <w:rFonts w:asciiTheme="majorHAnsi" w:eastAsiaTheme="majorEastAsia" w:hAnsiTheme="majorHAnsi" w:cstheme="majorBidi"/>
+        <w:rFonts/>
         <w:b/>
         <w:bCs/>
       </w:rPr>
     </w:tblStylePr>
     <w:tblStylePr w:type="lastCol">
       <w:rPr>
-        <w:rFonts w:asciiTheme="majorHAnsi" w:eastAsiaTheme="majorEastAsia" w:hAnsiTheme="majorHAnsi" w:cstheme="majorBidi"/>
+        <w:rFonts/>
         <w:b/>
         <w:bCs/>
       </w:rPr>
@@ -3509,7 +3345,7 @@
         <w:spacing w:before="0" w:after="0" w:line="240" w:lineRule="auto"/>
       </w:pPr>
       <w:rPr>
-        <w:rFonts w:asciiTheme="majorHAnsi" w:eastAsiaTheme="majorEastAsia" w:hAnsiTheme="majorHAnsi" w:cstheme="majorBidi"/>
+        <w:rFonts/>
         <w:b/>
         <w:bCs/>
       </w:rPr>
@@ -3530,7 +3366,7 @@
         <w:spacing w:before="0" w:after="0" w:line="240" w:lineRule="auto"/>
       </w:pPr>
       <w:rPr>
-        <w:rFonts w:asciiTheme="majorHAnsi" w:eastAsiaTheme="majorEastAsia" w:hAnsiTheme="majorHAnsi" w:cstheme="majorBidi"/>
+        <w:rFonts/>
         <w:b/>
         <w:bCs/>
       </w:rPr>
@@ -3548,14 +3384,14 @@
     </w:tblStylePr>
     <w:tblStylePr w:type="firstCol">
       <w:rPr>
-        <w:rFonts w:asciiTheme="majorHAnsi" w:eastAsiaTheme="majorEastAsia" w:hAnsiTheme="majorHAnsi" w:cstheme="majorBidi"/>
+        <w:rFonts/>
         <w:b/>
         <w:bCs/>
       </w:rPr>
     </w:tblStylePr>
     <w:tblStylePr w:type="lastCol">
       <w:rPr>
-        <w:rFonts w:asciiTheme="majorHAnsi" w:eastAsiaTheme="majorEastAsia" w:hAnsiTheme="majorHAnsi" w:cstheme="majorBidi"/>
+        <w:rFonts/>
         <w:b/>
         <w:bCs/>
       </w:rPr>
@@ -3639,7 +3475,7 @@
         <w:spacing w:before="0" w:after="0" w:line="240" w:lineRule="auto"/>
       </w:pPr>
       <w:rPr>
-        <w:rFonts w:asciiTheme="majorHAnsi" w:eastAsiaTheme="majorEastAsia" w:hAnsiTheme="majorHAnsi" w:cstheme="majorBidi"/>
+        <w:rFonts/>
         <w:b/>
         <w:bCs/>
       </w:rPr>
@@ -3660,7 +3496,7 @@
         <w:spacing w:before="0" w:after="0" w:line="240" w:lineRule="auto"/>
       </w:pPr>
       <w:rPr>
-        <w:rFonts w:asciiTheme="majorHAnsi" w:eastAsiaTheme="majorEastAsia" w:hAnsiTheme="majorHAnsi" w:cstheme="majorBidi"/>
+        <w:rFonts/>
         <w:b/>
         <w:bCs/>
       </w:rPr>
@@ -3678,14 +3514,14 @@
     </w:tblStylePr>
     <w:tblStylePr w:type="firstCol">
       <w:rPr>
-        <w:rFonts w:asciiTheme="majorHAnsi" w:eastAsiaTheme="majorEastAsia" w:hAnsiTheme="majorHAnsi" w:cstheme="majorBidi"/>
+        <w:rFonts/>
         <w:b/>
         <w:bCs/>
       </w:rPr>
     </w:tblStylePr>
     <w:tblStylePr w:type="lastCol">
       <w:rPr>
-        <w:rFonts w:asciiTheme="majorHAnsi" w:eastAsiaTheme="majorEastAsia" w:hAnsiTheme="majorHAnsi" w:cstheme="majorBidi"/>
+        <w:rFonts/>
         <w:b/>
         <w:bCs/>
       </w:rPr>
@@ -3769,7 +3605,7 @@
         <w:spacing w:before="0" w:after="0" w:line="240" w:lineRule="auto"/>
       </w:pPr>
       <w:rPr>
-        <w:rFonts w:asciiTheme="majorHAnsi" w:eastAsiaTheme="majorEastAsia" w:hAnsiTheme="majorHAnsi" w:cstheme="majorBidi"/>
+        <w:rFonts/>
         <w:b/>
         <w:bCs/>
       </w:rPr>
@@ -3790,7 +3626,7 @@
         <w:spacing w:before="0" w:after="0" w:line="240" w:lineRule="auto"/>
       </w:pPr>
       <w:rPr>
-        <w:rFonts w:asciiTheme="majorHAnsi" w:eastAsiaTheme="majorEastAsia" w:hAnsiTheme="majorHAnsi" w:cstheme="majorBidi"/>
+        <w:rFonts/>
         <w:b/>
         <w:bCs/>
       </w:rPr>
@@ -3808,14 +3644,14 @@
     </w:tblStylePr>
     <w:tblStylePr w:type="firstCol">
       <w:rPr>
-        <w:rFonts w:asciiTheme="majorHAnsi" w:eastAsiaTheme="majorEastAsia" w:hAnsiTheme="majorHAnsi" w:cstheme="majorBidi"/>
+        <w:rFonts/>
         <w:b/>
         <w:bCs/>
       </w:rPr>
     </w:tblStylePr>
     <w:tblStylePr w:type="lastCol">
       <w:rPr>
-        <w:rFonts w:asciiTheme="majorHAnsi" w:eastAsiaTheme="majorEastAsia" w:hAnsiTheme="majorHAnsi" w:cstheme="majorBidi"/>
+        <w:rFonts/>
         <w:b/>
         <w:bCs/>
       </w:rPr>
@@ -3899,7 +3735,7 @@
         <w:spacing w:before="0" w:after="0" w:line="240" w:lineRule="auto"/>
       </w:pPr>
       <w:rPr>
-        <w:rFonts w:asciiTheme="majorHAnsi" w:eastAsiaTheme="majorEastAsia" w:hAnsiTheme="majorHAnsi" w:cstheme="majorBidi"/>
+        <w:rFonts/>
         <w:b/>
         <w:bCs/>
       </w:rPr>
@@ -3920,7 +3756,7 @@
         <w:spacing w:before="0" w:after="0" w:line="240" w:lineRule="auto"/>
       </w:pPr>
       <w:rPr>
-        <w:rFonts w:asciiTheme="majorHAnsi" w:eastAsiaTheme="majorEastAsia" w:hAnsiTheme="majorHAnsi" w:cstheme="majorBidi"/>
+        <w:rFonts/>
         <w:b/>
         <w:bCs/>
       </w:rPr>
@@ -3938,14 +3774,14 @@
     </w:tblStylePr>
     <w:tblStylePr w:type="firstCol">
       <w:rPr>
-        <w:rFonts w:asciiTheme="majorHAnsi" w:eastAsiaTheme="majorEastAsia" w:hAnsiTheme="majorHAnsi" w:cstheme="majorBidi"/>
+        <w:rFonts/>
         <w:b/>
         <w:bCs/>
       </w:rPr>
     </w:tblStylePr>
     <w:tblStylePr w:type="lastCol">
       <w:rPr>
-        <w:rFonts w:asciiTheme="majorHAnsi" w:eastAsiaTheme="majorEastAsia" w:hAnsiTheme="majorHAnsi" w:cstheme="majorBidi"/>
+        <w:rFonts/>
         <w:b/>
         <w:bCs/>
       </w:rPr>
@@ -4029,7 +3865,7 @@
         <w:spacing w:before="0" w:after="0" w:line="240" w:lineRule="auto"/>
       </w:pPr>
       <w:rPr>
-        <w:rFonts w:asciiTheme="majorHAnsi" w:eastAsiaTheme="majorEastAsia" w:hAnsiTheme="majorHAnsi" w:cstheme="majorBidi"/>
+        <w:rFonts/>
         <w:b/>
         <w:bCs/>
       </w:rPr>
@@ -4050,7 +3886,7 @@
         <w:spacing w:before="0" w:after="0" w:line="240" w:lineRule="auto"/>
       </w:pPr>
       <w:rPr>
-        <w:rFonts w:asciiTheme="majorHAnsi" w:eastAsiaTheme="majorEastAsia" w:hAnsiTheme="majorHAnsi" w:cstheme="majorBidi"/>
+        <w:rFonts/>
         <w:b/>
         <w:bCs/>
       </w:rPr>
@@ -4068,14 +3904,14 @@
     </w:tblStylePr>
     <w:tblStylePr w:type="firstCol">
       <w:rPr>
-        <w:rFonts w:asciiTheme="majorHAnsi" w:eastAsiaTheme="majorEastAsia" w:hAnsiTheme="majorHAnsi" w:cstheme="majorBidi"/>
+        <w:rFonts/>
         <w:b/>
         <w:bCs/>
       </w:rPr>
     </w:tblStylePr>
     <w:tblStylePr w:type="lastCol">
       <w:rPr>
-        <w:rFonts w:asciiTheme="majorHAnsi" w:eastAsiaTheme="majorEastAsia" w:hAnsiTheme="majorHAnsi" w:cstheme="majorBidi"/>
+        <w:rFonts/>
         <w:b/>
         <w:bCs/>
       </w:rPr>
@@ -5940,7 +5776,7 @@
     </w:tblPr>
     <w:tblStylePr w:type="firstRow">
       <w:rPr>
-        <w:rFonts w:asciiTheme="majorHAnsi" w:eastAsiaTheme="majorEastAsia" w:hAnsiTheme="majorHAnsi" w:cstheme="majorBidi"/>
+        <w:rFonts/>
       </w:rPr>
       <w:tblPr/>
       <w:tcPr>
@@ -6024,7 +5860,7 @@
     </w:tblPr>
     <w:tblStylePr w:type="firstRow">
       <w:rPr>
-        <w:rFonts w:asciiTheme="majorHAnsi" w:eastAsiaTheme="majorEastAsia" w:hAnsiTheme="majorHAnsi" w:cstheme="majorBidi"/>
+        <w:rFonts/>
       </w:rPr>
       <w:tblPr/>
       <w:tcPr>
@@ -6108,7 +5944,7 @@
     </w:tblPr>
     <w:tblStylePr w:type="firstRow">
       <w:rPr>
-        <w:rFonts w:asciiTheme="majorHAnsi" w:eastAsiaTheme="majorEastAsia" w:hAnsiTheme="majorHAnsi" w:cstheme="majorBidi"/>
+        <w:rFonts/>
       </w:rPr>
       <w:tblPr/>
       <w:tcPr>
@@ -6192,7 +6028,7 @@
     </w:tblPr>
     <w:tblStylePr w:type="firstRow">
       <w:rPr>
-        <w:rFonts w:asciiTheme="majorHAnsi" w:eastAsiaTheme="majorEastAsia" w:hAnsiTheme="majorHAnsi" w:cstheme="majorBidi"/>
+        <w:rFonts/>
       </w:rPr>
       <w:tblPr/>
       <w:tcPr>
@@ -6276,7 +6112,7 @@
     </w:tblPr>
     <w:tblStylePr w:type="firstRow">
       <w:rPr>
-        <w:rFonts w:asciiTheme="majorHAnsi" w:eastAsiaTheme="majorEastAsia" w:hAnsiTheme="majorHAnsi" w:cstheme="majorBidi"/>
+        <w:rFonts/>
       </w:rPr>
       <w:tblPr/>
       <w:tcPr>
@@ -6360,7 +6196,7 @@
     </w:tblPr>
     <w:tblStylePr w:type="firstRow">
       <w:rPr>
-        <w:rFonts w:asciiTheme="majorHAnsi" w:eastAsiaTheme="majorEastAsia" w:hAnsiTheme="majorHAnsi" w:cstheme="majorBidi"/>
+        <w:rFonts/>
       </w:rPr>
       <w:tblPr/>
       <w:tcPr>
@@ -6444,7 +6280,7 @@
     </w:tblPr>
     <w:tblStylePr w:type="firstRow">
       <w:rPr>
-        <w:rFonts w:asciiTheme="majorHAnsi" w:eastAsiaTheme="majorEastAsia" w:hAnsiTheme="majorHAnsi" w:cstheme="majorBidi"/>
+        <w:rFonts/>
       </w:rPr>
       <w:tblPr/>
       <w:tcPr>
@@ -6509,7 +6345,7 @@
       <w:spacing w:after="0" w:line="240" w:lineRule="auto"/>
     </w:pPr>
     <w:rPr>
-      <w:rFonts w:asciiTheme="majorHAnsi" w:eastAsiaTheme="majorEastAsia" w:hAnsiTheme="majorHAnsi" w:cstheme="majorBidi"/>
+      <w:rFonts/>
       <w:color w:val="000000" w:themeColor="text1"/>
     </w:rPr>
     <w:tblPr>
@@ -6637,7 +6473,7 @@
       <w:spacing w:after="0" w:line="240" w:lineRule="auto"/>
     </w:pPr>
     <w:rPr>
-      <w:rFonts w:asciiTheme="majorHAnsi" w:eastAsiaTheme="majorEastAsia" w:hAnsiTheme="majorHAnsi" w:cstheme="majorBidi"/>
+      <w:rFonts/>
       <w:color w:val="000000" w:themeColor="text1"/>
     </w:rPr>
     <w:tblPr>
@@ -6765,7 +6601,7 @@
       <w:spacing w:after="0" w:line="240" w:lineRule="auto"/>
     </w:pPr>
     <w:rPr>
-      <w:rFonts w:asciiTheme="majorHAnsi" w:eastAsiaTheme="majorEastAsia" w:hAnsiTheme="majorHAnsi" w:cstheme="majorBidi"/>
+      <w:rFonts/>
       <w:color w:val="000000" w:themeColor="text1"/>
     </w:rPr>
     <w:tblPr>
@@ -6893,7 +6729,7 @@
       <w:spacing w:after="0" w:line="240" w:lineRule="auto"/>
     </w:pPr>
     <w:rPr>
-      <w:rFonts w:asciiTheme="majorHAnsi" w:eastAsiaTheme="majorEastAsia" w:hAnsiTheme="majorHAnsi" w:cstheme="majorBidi"/>
+      <w:rFonts/>
       <w:color w:val="000000" w:themeColor="text1"/>
     </w:rPr>
     <w:tblPr>
@@ -7021,7 +6857,7 @@
       <w:spacing w:after="0" w:line="240" w:lineRule="auto"/>
     </w:pPr>
     <w:rPr>
-      <w:rFonts w:asciiTheme="majorHAnsi" w:eastAsiaTheme="majorEastAsia" w:hAnsiTheme="majorHAnsi" w:cstheme="majorBidi"/>
+      <w:rFonts/>
       <w:color w:val="000000" w:themeColor="text1"/>
     </w:rPr>
     <w:tblPr>
@@ -7149,7 +6985,7 @@
       <w:spacing w:after="0" w:line="240" w:lineRule="auto"/>
     </w:pPr>
     <w:rPr>
-      <w:rFonts w:asciiTheme="majorHAnsi" w:eastAsiaTheme="majorEastAsia" w:hAnsiTheme="majorHAnsi" w:cstheme="majorBidi"/>
+      <w:rFonts/>
       <w:color w:val="000000" w:themeColor="text1"/>
     </w:rPr>
     <w:tblPr>
@@ -7277,7 +7113,7 @@
       <w:spacing w:after="0" w:line="240" w:lineRule="auto"/>
     </w:pPr>
     <w:rPr>
-      <w:rFonts w:asciiTheme="majorHAnsi" w:eastAsiaTheme="majorEastAsia" w:hAnsiTheme="majorHAnsi" w:cstheme="majorBidi"/>
+      <w:rFonts/>
       <w:color w:val="000000" w:themeColor="text1"/>
     </w:rPr>
     <w:tblPr>
@@ -7916,7 +7752,7 @@
       <w:spacing w:after="0" w:line="240" w:lineRule="auto"/>
     </w:pPr>
     <w:rPr>
-      <w:rFonts w:asciiTheme="majorHAnsi" w:eastAsiaTheme="majorEastAsia" w:hAnsiTheme="majorHAnsi" w:cstheme="majorBidi"/>
+      <w:rFonts/>
       <w:color w:val="000000" w:themeColor="text1"/>
     </w:rPr>
     <w:tblPr>
@@ -8041,7 +7877,7 @@
       <w:spacing w:after="0" w:line="240" w:lineRule="auto"/>
     </w:pPr>
     <w:rPr>
-      <w:rFonts w:asciiTheme="majorHAnsi" w:eastAsiaTheme="majorEastAsia" w:hAnsiTheme="majorHAnsi" w:cstheme="majorBidi"/>
+      <w:rFonts/>
       <w:color w:val="000000" w:themeColor="text1"/>
     </w:rPr>
     <w:tblPr>
@@ -8166,7 +8002,7 @@
       <w:spacing w:after="0" w:line="240" w:lineRule="auto"/>
     </w:pPr>
     <w:rPr>
-      <w:rFonts w:asciiTheme="majorHAnsi" w:eastAsiaTheme="majorEastAsia" w:hAnsiTheme="majorHAnsi" w:cstheme="majorBidi"/>
+      <w:rFonts/>
       <w:color w:val="000000" w:themeColor="text1"/>
     </w:rPr>
     <w:tblPr>
@@ -8291,7 +8127,7 @@
       <w:spacing w:after="0" w:line="240" w:lineRule="auto"/>
     </w:pPr>
     <w:rPr>
-      <w:rFonts w:asciiTheme="majorHAnsi" w:eastAsiaTheme="majorEastAsia" w:hAnsiTheme="majorHAnsi" w:cstheme="majorBidi"/>
+      <w:rFonts/>
       <w:color w:val="000000" w:themeColor="text1"/>
     </w:rPr>
     <w:tblPr>
@@ -8416,7 +8252,7 @@
       <w:spacing w:after="0" w:line="240" w:lineRule="auto"/>
     </w:pPr>
     <w:rPr>
-      <w:rFonts w:asciiTheme="majorHAnsi" w:eastAsiaTheme="majorEastAsia" w:hAnsiTheme="majorHAnsi" w:cstheme="majorBidi"/>
+      <w:rFonts/>
       <w:color w:val="000000" w:themeColor="text1"/>
     </w:rPr>
     <w:tblPr>
@@ -8541,7 +8377,7 @@
       <w:spacing w:after="0" w:line="240" w:lineRule="auto"/>
     </w:pPr>
     <w:rPr>
-      <w:rFonts w:asciiTheme="majorHAnsi" w:eastAsiaTheme="majorEastAsia" w:hAnsiTheme="majorHAnsi" w:cstheme="majorBidi"/>
+      <w:rFonts/>
       <w:color w:val="000000" w:themeColor="text1"/>
     </w:rPr>
     <w:tblPr>
@@ -8666,7 +8502,7 @@
       <w:spacing w:after="0" w:line="240" w:lineRule="auto"/>
     </w:pPr>
     <w:rPr>
-      <w:rFonts w:asciiTheme="majorHAnsi" w:eastAsiaTheme="majorEastAsia" w:hAnsiTheme="majorHAnsi" w:cstheme="majorBidi"/>
+      <w:rFonts/>
       <w:color w:val="000000" w:themeColor="text1"/>
     </w:rPr>
     <w:tblPr>
